--- a/tools/surface-emit/content-sot/use-cases/phq9-administration/rendered-sop.docx
+++ b/tools/surface-emit/content-sot/use-cases/phq9-administration/rendered-sop.docx
@@ -12,7 +12,7 @@
     </w:p>
     <w:p>
       <w:pPr>
-        <w:pStyle w:val="callout-warning"/>
+        <w:pStyle w:val="alert-warning"/>
       </w:pPr>
       <w:r>
         <w:rPr>
@@ -266,7 +266,7 @@
     </w:p>
     <w:p>
       <w:pPr>
-        <w:pStyle w:val="callout-warning"/>
+        <w:pStyle w:val="alert-warning"/>
         <w:numPr>
           <w:ilvl w:val="0"/>
           <w:numId w:val="1000"/>
@@ -288,7 +288,7 @@
     </w:p>
     <w:p>
       <w:pPr>
-        <w:pStyle w:val="callout-warning"/>
+        <w:pStyle w:val="alert-warning"/>
         <w:numPr>
           <w:ilvl w:val="0"/>
           <w:numId w:val="1000"/>
@@ -499,7 +499,7 @@
     </w:p>
     <w:p>
       <w:pPr>
-        <w:pStyle w:val="callout-warning"/>
+        <w:pStyle w:val="alert-warning"/>
         <w:numPr>
           <w:ilvl w:val="0"/>
           <w:numId w:val="1000"/>
@@ -563,7 +563,7 @@
     </w:p>
     <w:p>
       <w:pPr>
-        <w:pStyle w:val="callout-error"/>
+        <w:pStyle w:val="alert-error"/>
         <w:numPr>
           <w:ilvl w:val="0"/>
           <w:numId w:val="1000"/>
@@ -591,62 +591,92 @@
         <w:t xml:space="preserve">Hand-off package — what ships to the escalation use case on a positive result</w:t>
       </w:r>
     </w:p>
-    <w:p>
-      <w:pPr>
-        <w:pStyle w:val="card-title"/>
-      </w:pPr>
-      <w:r>
-        <w:t xml:space="preserve">Hand-off package contents (positive path)</w:t>
-      </w:r>
-    </w:p>
-    <w:p>
-      <w:pPr>
-        <w:pStyle w:val="Compact"/>
-        <w:numPr>
-          <w:ilvl w:val="0"/>
-          <w:numId w:val="1004"/>
-        </w:numPr>
-      </w:pPr>
-      <w:r>
-        <w:t xml:space="preserve">Canonical PHQ9 record (total score, per-item responses, administration metadata)</w:t>
-      </w:r>
-    </w:p>
-    <w:p>
-      <w:pPr>
-        <w:pStyle w:val="Compact"/>
-        <w:numPr>
-          <w:ilvl w:val="0"/>
-          <w:numId w:val="1004"/>
-        </w:numPr>
-      </w:pPr>
-      <w:r>
-        <w:t xml:space="preserve">Patient identity package (name, DOB, contact information, MRN if applicable)</w:t>
-      </w:r>
-    </w:p>
-    <w:p>
-      <w:pPr>
-        <w:pStyle w:val="Compact"/>
-        <w:numPr>
-          <w:ilvl w:val="0"/>
-          <w:numId w:val="1004"/>
-        </w:numPr>
-      </w:pPr>
-      <w:r>
-        <w:t xml:space="preserve">Administration context (in-person baseline vs. remote repeat-screening)</w:t>
-      </w:r>
-    </w:p>
-    <w:p>
-      <w:pPr>
-        <w:pStyle w:val="Compact"/>
-        <w:numPr>
-          <w:ilvl w:val="0"/>
-          <w:numId w:val="1004"/>
-        </w:numPr>
-      </w:pPr>
-      <w:r>
-        <w:t xml:space="preserve">Prior PHQ9 screenings if available (for trajectory analysis at the escalation use case’s severity-assessment step)</w:t>
-      </w:r>
-    </w:p>
+    <w:tbl>
+      <w:tblPr>
+        <w:tblW w:w="5000" w:type="pct"/>
+        <w:tblBorders>
+          <w:top w:val="nil"/>
+          <w:bottom w:val="nil"/>
+          <w:left w:val="nil"/>
+          <w:right w:val="nil"/>
+          <w:insideH w:val="nil"/>
+          <w:insideV w:val="nil"/>
+        </w:tblBorders>
+        <w:tblCellMar>
+          <w:top w:w="160" w:type="dxa"/>
+          <w:bottom w:w="160" w:type="dxa"/>
+          <w:left w:w="200" w:type="dxa"/>
+          <w:right w:w="200" w:type="dxa"/>
+        </w:tblCellMar>
+      </w:tblPr>
+      <w:tr>
+        <w:trPr>
+          <w:cantSplit w:val="true"/>
+        </w:trPr>
+        <w:tc>
+          <w:tcPr>
+            <w:tcW w:w="5000" w:type="pct"/>
+            <w:shd w:val="clear" w:color="auto" w:fill="f8f4ec"/>
+          </w:tcPr>
+          <w:p>
+            <w:pPr>
+              <w:pStyle w:val="card-title"/>
+            </w:pPr>
+            <w:r>
+              <w:t xml:space="preserve">Hand-off package contents (positive path)</w:t>
+            </w:r>
+          </w:p>
+          <w:p>
+            <w:pPr>
+              <w:pStyle w:val="Compact"/>
+              <w:numPr>
+                <w:ilvl w:val="0"/>
+                <w:numId w:val="1004"/>
+              </w:numPr>
+            </w:pPr>
+            <w:r>
+              <w:t xml:space="preserve">Canonical PHQ9 record (total score, per-item responses, administration metadata)</w:t>
+            </w:r>
+          </w:p>
+          <w:p>
+            <w:pPr>
+              <w:pStyle w:val="Compact"/>
+              <w:numPr>
+                <w:ilvl w:val="0"/>
+                <w:numId w:val="1004"/>
+              </w:numPr>
+            </w:pPr>
+            <w:r>
+              <w:t xml:space="preserve">Patient identity package (name, DOB, contact information, MRN if applicable)</w:t>
+            </w:r>
+          </w:p>
+          <w:p>
+            <w:pPr>
+              <w:pStyle w:val="Compact"/>
+              <w:numPr>
+                <w:ilvl w:val="0"/>
+                <w:numId w:val="1004"/>
+              </w:numPr>
+            </w:pPr>
+            <w:r>
+              <w:t xml:space="preserve">Administration context (in-person baseline vs. remote repeat-screening)</w:t>
+            </w:r>
+          </w:p>
+          <w:p>
+            <w:pPr>
+              <w:pStyle w:val="Compact"/>
+              <w:numPr>
+                <w:ilvl w:val="0"/>
+                <w:numId w:val="1004"/>
+              </w:numPr>
+            </w:pPr>
+            <w:r>
+              <w:t xml:space="preserve">Prior PHQ9 screenings if available (for trajectory analysis at the escalation use case’s severity-assessment step)</w:t>
+            </w:r>
+          </w:p>
+        </w:tc>
+      </w:tr>
+    </w:tbl>
     <w:p>
       <w:pPr>
         <w:pStyle w:val="FirstParagraph"/>
@@ -719,110 +749,140 @@
         <w:t xml:space="preserve">Each administration — the checklist</w:t>
       </w:r>
     </w:p>
-    <w:p>
-      <w:pPr>
-        <w:pStyle w:val="card-title"/>
-      </w:pPr>
-      <w:r>
-        <w:t xml:space="preserve">Per-administration checklist</w:t>
-      </w:r>
-    </w:p>
-    <w:p>
-      <w:pPr>
-        <w:pStyle w:val="Compact"/>
-        <w:numPr>
-          <w:ilvl w:val="0"/>
-          <w:numId w:val="1005"/>
-        </w:numPr>
-      </w:pPr>
-      <w:r>
-        <w:t xml:space="preserve">Trigger received from scheduling system (baseline or repeat-screening)</w:t>
-      </w:r>
-    </w:p>
-    <w:p>
-      <w:pPr>
-        <w:pStyle w:val="Compact"/>
-        <w:numPr>
-          <w:ilvl w:val="0"/>
-          <w:numId w:val="1006"/>
-        </w:numPr>
-      </w:pPr>
-      <w:r>
-        <w:t xml:space="preserve">CC confirms CITI-training current; PI scope-of-practice oversight available if needed</w:t>
-      </w:r>
-    </w:p>
-    <w:p>
-      <w:pPr>
-        <w:pStyle w:val="Compact"/>
-        <w:numPr>
-          <w:ilvl w:val="0"/>
-          <w:numId w:val="1007"/>
-        </w:numPr>
-      </w:pPr>
-      <w:r>
-        <w:t xml:space="preserve">Channel verified (in-person vs. remote); remote-channel reach-back protocol confirmed if applicable</w:t>
-      </w:r>
-    </w:p>
-    <w:p>
-      <w:pPr>
-        <w:pStyle w:val="Compact"/>
-        <w:numPr>
-          <w:ilvl w:val="0"/>
-          <w:numId w:val="1008"/>
-        </w:numPr>
-      </w:pPr>
-      <w:r>
-        <w:t xml:space="preserve">PHQ9 administered to patient on Cena assessment-forms platform</w:t>
-      </w:r>
-    </w:p>
-    <w:p>
-      <w:pPr>
-        <w:pStyle w:val="Compact"/>
-        <w:numPr>
-          <w:ilvl w:val="0"/>
-          <w:numId w:val="1009"/>
-        </w:numPr>
-      </w:pPr>
-      <w:r>
-        <w:t xml:space="preserve">Result captured to participant record (total + per-item + administration metadata)</w:t>
-      </w:r>
-    </w:p>
-    <w:p>
-      <w:pPr>
-        <w:pStyle w:val="Compact"/>
-        <w:numPr>
-          <w:ilvl w:val="0"/>
-          <w:numId w:val="1010"/>
-        </w:numPr>
-      </w:pPr>
-      <w:r>
-        <w:t xml:space="preserve">Threshold check completed; classification recorded</w:t>
-      </w:r>
-    </w:p>
-    <w:p>
-      <w:pPr>
-        <w:pStyle w:val="Compact"/>
-        <w:numPr>
-          <w:ilvl w:val="0"/>
-          <w:numId w:val="1011"/>
-        </w:numPr>
-      </w:pPr>
-      <w:r>
-        <w:t xml:space="preserve">On positive — hand-off package transmitted same-day to escalation use case</w:t>
-      </w:r>
-    </w:p>
-    <w:p>
-      <w:pPr>
-        <w:pStyle w:val="Compact"/>
-        <w:numPr>
-          <w:ilvl w:val="0"/>
-          <w:numId w:val="1012"/>
-        </w:numPr>
-      </w:pPr>
-      <w:r>
-        <w:t xml:space="preserve">On sub-threshold — record left on participant record for next protocol review</w:t>
-      </w:r>
-    </w:p>
+    <w:tbl>
+      <w:tblPr>
+        <w:tblW w:w="5000" w:type="pct"/>
+        <w:tblBorders>
+          <w:top w:val="nil"/>
+          <w:bottom w:val="nil"/>
+          <w:left w:val="nil"/>
+          <w:right w:val="nil"/>
+          <w:insideH w:val="nil"/>
+          <w:insideV w:val="nil"/>
+        </w:tblBorders>
+        <w:tblCellMar>
+          <w:top w:w="160" w:type="dxa"/>
+          <w:bottom w:w="160" w:type="dxa"/>
+          <w:left w:w="200" w:type="dxa"/>
+          <w:right w:w="200" w:type="dxa"/>
+        </w:tblCellMar>
+      </w:tblPr>
+      <w:tr>
+        <w:trPr>
+          <w:cantSplit w:val="true"/>
+        </w:trPr>
+        <w:tc>
+          <w:tcPr>
+            <w:tcW w:w="5000" w:type="pct"/>
+            <w:shd w:val="clear" w:color="auto" w:fill="f8f4ec"/>
+          </w:tcPr>
+          <w:p>
+            <w:pPr>
+              <w:pStyle w:val="card-title"/>
+            </w:pPr>
+            <w:r>
+              <w:t xml:space="preserve">Per-administration checklist</w:t>
+            </w:r>
+          </w:p>
+          <w:p>
+            <w:pPr>
+              <w:pStyle w:val="Compact"/>
+              <w:numPr>
+                <w:ilvl w:val="0"/>
+                <w:numId w:val="1005"/>
+              </w:numPr>
+            </w:pPr>
+            <w:r>
+              <w:t xml:space="preserve">Trigger received from scheduling system (baseline or repeat-screening)</w:t>
+            </w:r>
+          </w:p>
+          <w:p>
+            <w:pPr>
+              <w:pStyle w:val="Compact"/>
+              <w:numPr>
+                <w:ilvl w:val="0"/>
+                <w:numId w:val="1006"/>
+              </w:numPr>
+            </w:pPr>
+            <w:r>
+              <w:t xml:space="preserve">CC confirms CITI-training current; PI scope-of-practice oversight available if needed</w:t>
+            </w:r>
+          </w:p>
+          <w:p>
+            <w:pPr>
+              <w:pStyle w:val="Compact"/>
+              <w:numPr>
+                <w:ilvl w:val="0"/>
+                <w:numId w:val="1007"/>
+              </w:numPr>
+            </w:pPr>
+            <w:r>
+              <w:t xml:space="preserve">Channel verified (in-person vs. remote); remote-channel reach-back protocol confirmed if applicable</w:t>
+            </w:r>
+          </w:p>
+          <w:p>
+            <w:pPr>
+              <w:pStyle w:val="Compact"/>
+              <w:numPr>
+                <w:ilvl w:val="0"/>
+                <w:numId w:val="1008"/>
+              </w:numPr>
+            </w:pPr>
+            <w:r>
+              <w:t xml:space="preserve">PHQ9 administered to patient on Cena assessment-forms platform</w:t>
+            </w:r>
+          </w:p>
+          <w:p>
+            <w:pPr>
+              <w:pStyle w:val="Compact"/>
+              <w:numPr>
+                <w:ilvl w:val="0"/>
+                <w:numId w:val="1009"/>
+              </w:numPr>
+            </w:pPr>
+            <w:r>
+              <w:t xml:space="preserve">Result captured to participant record (total + per-item + administration metadata)</w:t>
+            </w:r>
+          </w:p>
+          <w:p>
+            <w:pPr>
+              <w:pStyle w:val="Compact"/>
+              <w:numPr>
+                <w:ilvl w:val="0"/>
+                <w:numId w:val="1010"/>
+              </w:numPr>
+            </w:pPr>
+            <w:r>
+              <w:t xml:space="preserve">Threshold check completed; classification recorded</w:t>
+            </w:r>
+          </w:p>
+          <w:p>
+            <w:pPr>
+              <w:pStyle w:val="Compact"/>
+              <w:numPr>
+                <w:ilvl w:val="0"/>
+                <w:numId w:val="1011"/>
+              </w:numPr>
+            </w:pPr>
+            <w:r>
+              <w:t xml:space="preserve">On positive — hand-off package transmitted same-day to escalation use case</w:t>
+            </w:r>
+          </w:p>
+          <w:p>
+            <w:pPr>
+              <w:pStyle w:val="Compact"/>
+              <w:numPr>
+                <w:ilvl w:val="0"/>
+                <w:numId w:val="1012"/>
+              </w:numPr>
+            </w:pPr>
+            <w:r>
+              <w:t xml:space="preserve">On sub-threshold — record left on participant record for next protocol review</w:t>
+            </w:r>
+          </w:p>
+        </w:tc>
+      </w:tr>
+    </w:tbl>
     <w:p>
       <w:pPr>
         <w:pStyle w:val="Heading2"/>
@@ -963,80 +1023,110 @@
         <w:t xml:space="preserve">Not yet approved — gates remaining</w:t>
       </w:r>
     </w:p>
-    <w:p>
-      <w:pPr>
-        <w:pStyle w:val="attestation"/>
-      </w:pPr>
-      <w:r>
-        <w:t xml:space="preserve">This procedure is a DRAFT. Three approval gates remain before operational use.</w:t>
-      </w:r>
-    </w:p>
-    <w:p>
-      <w:pPr>
-        <w:pStyle w:val="attestation-gate"/>
-      </w:pPr>
-      <w:r>
-        <w:rPr>
-          <w:b/>
-          <w:bCs/>
-        </w:rPr>
-        <w:t xml:space="preserve">Clinically accurate</w:t>
-      </w:r>
-      <w:r>
-        <w:t xml:space="preserve"> </w:t>
-      </w:r>
-      <w:r>
-        <w:t xml:space="preserve">— pending clinical lead (Cena hire TBD; coordinate with Vanessa)</w:t>
-      </w:r>
-    </w:p>
-    <w:p>
-      <w:pPr>
-        <w:pStyle w:val="attestation-gate"/>
-      </w:pPr>
-      <w:r>
-        <w:rPr>
-          <w:b/>
-          <w:bCs/>
-        </w:rPr>
-        <w:t xml:space="preserve">Operationally true</w:t>
-      </w:r>
-      <w:r>
-        <w:t xml:space="preserve"> </w:t>
-      </w:r>
-      <w:r>
-        <w:t xml:space="preserve">— pending Vanessa Sena</w:t>
-      </w:r>
-    </w:p>
-    <w:p>
-      <w:pPr>
-        <w:pStyle w:val="attestation-gate"/>
-      </w:pPr>
-      <w:r>
-        <w:rPr>
-          <w:b/>
-          <w:bCs/>
-        </w:rPr>
-        <w:t xml:space="preserve">Signed off</w:t>
-      </w:r>
-      <w:r>
-        <w:t xml:space="preserve"> </w:t>
-      </w:r>
-      <w:r>
-        <w:t xml:space="preserve">— pending Director of Clinical Operations</w:t>
-      </w:r>
-    </w:p>
-    <w:p>
-      <w:pPr>
-        <w:pStyle w:val="attestation"/>
-      </w:pPr>
-      <w:r>
-        <w:rPr>
-          <w:i/>
-          <w:iCs/>
-        </w:rPr>
-        <w:t xml:space="preserve">Awaiting all gates — draft, not yet approved for use • Version 0.1</w:t>
-      </w:r>
-    </w:p>
+    <w:tbl>
+      <w:tblPr>
+        <w:tblW w:w="5000" w:type="pct"/>
+        <w:tblBorders>
+          <w:top w:val="nil"/>
+          <w:bottom w:val="nil"/>
+          <w:left w:val="nil"/>
+          <w:right w:val="nil"/>
+          <w:insideH w:val="nil"/>
+          <w:insideV w:val="nil"/>
+        </w:tblBorders>
+        <w:tblCellMar>
+          <w:top w:w="160" w:type="dxa"/>
+          <w:bottom w:w="160" w:type="dxa"/>
+          <w:left w:w="200" w:type="dxa"/>
+          <w:right w:w="200" w:type="dxa"/>
+        </w:tblCellMar>
+      </w:tblPr>
+      <w:tr>
+        <w:trPr>
+          <w:cantSplit w:val="true"/>
+        </w:trPr>
+        <w:tc>
+          <w:tcPr>
+            <w:tcW w:w="5000" w:type="pct"/>
+            <w:shd w:val="clear" w:color="auto" w:fill="e4dfd7"/>
+          </w:tcPr>
+          <w:p>
+            <w:pPr>
+              <w:pStyle w:val="FirstParagraph"/>
+            </w:pPr>
+            <w:r>
+              <w:t xml:space="preserve">This procedure is a DRAFT. Three approval gates remain before operational use.</w:t>
+            </w:r>
+          </w:p>
+          <w:p>
+            <w:pPr>
+              <w:pStyle w:val="attestation-gate"/>
+            </w:pPr>
+            <w:r>
+              <w:rPr>
+                <w:b/>
+                <w:bCs/>
+              </w:rPr>
+              <w:t xml:space="preserve">Clinically accurate</w:t>
+            </w:r>
+            <w:r>
+              <w:t xml:space="preserve"> </w:t>
+            </w:r>
+            <w:r>
+              <w:t xml:space="preserve">— pending clinical lead (Cena hire TBD; coordinate with Vanessa)</w:t>
+            </w:r>
+          </w:p>
+          <w:p>
+            <w:pPr>
+              <w:pStyle w:val="attestation-gate"/>
+            </w:pPr>
+            <w:r>
+              <w:rPr>
+                <w:b/>
+                <w:bCs/>
+              </w:rPr>
+              <w:t xml:space="preserve">Operationally true</w:t>
+            </w:r>
+            <w:r>
+              <w:t xml:space="preserve"> </w:t>
+            </w:r>
+            <w:r>
+              <w:t xml:space="preserve">— pending Vanessa Sena</w:t>
+            </w:r>
+          </w:p>
+          <w:p>
+            <w:pPr>
+              <w:pStyle w:val="attestation-gate"/>
+            </w:pPr>
+            <w:r>
+              <w:rPr>
+                <w:b/>
+                <w:bCs/>
+              </w:rPr>
+              <w:t xml:space="preserve">Signed off</w:t>
+            </w:r>
+            <w:r>
+              <w:t xml:space="preserve"> </w:t>
+            </w:r>
+            <w:r>
+              <w:t xml:space="preserve">— pending Director of Clinical Operations</w:t>
+            </w:r>
+          </w:p>
+          <w:p>
+            <w:pPr>
+              <w:pStyle w:val="BodyText"/>
+            </w:pPr>
+            <w:r>
+              <w:rPr>
+                <w:i/>
+                <w:iCs/>
+              </w:rPr>
+              <w:t xml:space="preserve">Awaiting all gates — draft, not yet approved for use • Version 0.1</w:t>
+            </w:r>
+          </w:p>
+        </w:tc>
+      </w:tr>
+    </w:tbl>
     <w:sectPr>
       <w:footnotePr>
         <w:numRestart w:val="eachSect"/>
@@ -1080,7 +1170,7 @@
       <w:lvlText w:val=" "/>
       <w:lvlJc w:val="left"/>
       <w:pPr>
-        <w:ind w:left="720" w:hanging="360"/>
+        <w:ind w:left="360" w:hanging="360"/>
       </w:pPr>
     </w:lvl>
     <w:lvl w:ilvl="1">
@@ -1088,7 +1178,7 @@
       <w:lvlText w:val=" "/>
       <w:lvlJc w:val="left"/>
       <w:pPr>
-        <w:ind w:left="1440" w:hanging="360"/>
+        <w:ind w:left="1080" w:hanging="360"/>
       </w:pPr>
     </w:lvl>
     <w:lvl w:ilvl="2">
@@ -1096,7 +1186,7 @@
       <w:lvlText w:val=" "/>
       <w:lvlJc w:val="left"/>
       <w:pPr>
-        <w:ind w:left="2160" w:hanging="360"/>
+        <w:ind w:left="1800" w:hanging="360"/>
       </w:pPr>
     </w:lvl>
     <w:lvl w:ilvl="3">
@@ -1104,7 +1194,7 @@
       <w:lvlText w:val=" "/>
       <w:lvlJc w:val="left"/>
       <w:pPr>
-        <w:ind w:left="2880" w:hanging="360"/>
+        <w:ind w:left="2520" w:hanging="360"/>
       </w:pPr>
     </w:lvl>
     <w:lvl w:ilvl="4">
@@ -1112,7 +1202,7 @@
       <w:lvlText w:val=" "/>
       <w:lvlJc w:val="left"/>
       <w:pPr>
-        <w:ind w:left="3600" w:hanging="360"/>
+        <w:ind w:left="3240" w:hanging="360"/>
       </w:pPr>
     </w:lvl>
     <w:lvl w:ilvl="5">
@@ -1120,7 +1210,7 @@
       <w:lvlText w:val=" "/>
       <w:lvlJc w:val="left"/>
       <w:pPr>
-        <w:ind w:left="4320" w:hanging="360"/>
+        <w:ind w:left="3960" w:hanging="360"/>
       </w:pPr>
     </w:lvl>
     <w:lvl w:ilvl="6">
@@ -1128,7 +1218,7 @@
       <w:lvlText w:val=" "/>
       <w:lvlJc w:val="left"/>
       <w:pPr>
-        <w:ind w:left="5040" w:hanging="360"/>
+        <w:ind w:left="4680" w:hanging="360"/>
       </w:pPr>
     </w:lvl>
     <w:lvl w:ilvl="7">
@@ -1136,7 +1226,7 @@
       <w:lvlText w:val=" "/>
       <w:lvlJc w:val="left"/>
       <w:pPr>
-        <w:ind w:left="5760" w:hanging="360"/>
+        <w:ind w:left="5400" w:hanging="360"/>
       </w:pPr>
     </w:lvl>
     <w:lvl w:ilvl="8">
@@ -1144,7 +1234,7 @@
       <w:lvlText w:val=" "/>
       <w:lvlJc w:val="left"/>
       <w:pPr>
-        <w:ind w:left="6480" w:hanging="360"/>
+        <w:ind w:left="6120" w:hanging="360"/>
       </w:pPr>
     </w:lvl>
   </w:abstractNum>
@@ -1157,7 +1247,7 @@
       <w:lvlText w:val="%1."/>
       <w:lvlJc w:val="left"/>
       <w:pPr>
-        <w:ind w:left="720" w:hanging="360"/>
+        <w:ind w:left="360" w:hanging="360"/>
       </w:pPr>
     </w:lvl>
     <w:lvl w:ilvl="1">
@@ -1166,7 +1256,7 @@
       <w:lvlText w:val="%2."/>
       <w:lvlJc w:val="left"/>
       <w:pPr>
-        <w:ind w:left="1440" w:hanging="360"/>
+        <w:ind w:left="1080" w:hanging="360"/>
       </w:pPr>
     </w:lvl>
     <w:lvl w:ilvl="2">
@@ -1175,7 +1265,7 @@
       <w:lvlText w:val="%3."/>
       <w:lvlJc w:val="left"/>
       <w:pPr>
-        <w:ind w:left="2160" w:hanging="360"/>
+        <w:ind w:left="1800" w:hanging="360"/>
       </w:pPr>
     </w:lvl>
     <w:lvl w:ilvl="3">
@@ -1184,7 +1274,7 @@
       <w:lvlText w:val="%4."/>
       <w:lvlJc w:val="left"/>
       <w:pPr>
-        <w:ind w:left="2880" w:hanging="360"/>
+        <w:ind w:left="2520" w:hanging="360"/>
       </w:pPr>
     </w:lvl>
     <w:lvl w:ilvl="4">
@@ -1193,7 +1283,7 @@
       <w:lvlText w:val="%5."/>
       <w:lvlJc w:val="left"/>
       <w:pPr>
-        <w:ind w:left="3600" w:hanging="360"/>
+        <w:ind w:left="3240" w:hanging="360"/>
       </w:pPr>
     </w:lvl>
     <w:lvl w:ilvl="5">
@@ -1202,7 +1292,7 @@
       <w:lvlText w:val="%6."/>
       <w:lvlJc w:val="left"/>
       <w:pPr>
-        <w:ind w:left="4320" w:hanging="360"/>
+        <w:ind w:left="3960" w:hanging="360"/>
       </w:pPr>
     </w:lvl>
     <w:lvl w:ilvl="6">
@@ -1211,7 +1301,7 @@
       <w:lvlText w:val="%7."/>
       <w:lvlJc w:val="left"/>
       <w:pPr>
-        <w:ind w:left="5040" w:hanging="360"/>
+        <w:ind w:left="4680" w:hanging="360"/>
       </w:pPr>
     </w:lvl>
     <w:lvl w:ilvl="7">
@@ -1220,7 +1310,7 @@
       <w:lvlText w:val="%8."/>
       <w:lvlJc w:val="left"/>
       <w:pPr>
-        <w:ind w:left="5760" w:hanging="360"/>
+        <w:ind w:left="5400" w:hanging="360"/>
       </w:pPr>
     </w:lvl>
     <w:lvl w:ilvl="8">
@@ -1229,7 +1319,7 @@
       <w:lvlText w:val="%9."/>
       <w:lvlJc w:val="left"/>
       <w:pPr>
-        <w:ind w:left="6480" w:hanging="360"/>
+        <w:ind w:left="6120" w:hanging="360"/>
       </w:pPr>
     </w:lvl>
   </w:abstractNum>
@@ -1241,7 +1331,7 @@
       <w:lvlText w:val=""/>
       <w:lvlJc w:val="left"/>
       <w:pPr>
-        <w:ind w:left="720" w:hanging="360"/>
+        <w:ind w:left="360" w:hanging="360"/>
       </w:pPr>
       <w:rPr>
         <w:rFonts w:ascii="Symbol" w:hAnsi="Symbol" w:cs="Symbol" w:hint="default"/>
@@ -1252,7 +1342,7 @@
       <w:lvlText w:val="o"/>
       <w:lvlJc w:val="left"/>
       <w:pPr>
-        <w:ind w:left="1440" w:hanging="360"/>
+        <w:ind w:left="1080" w:hanging="360"/>
       </w:pPr>
       <w:rPr>
         <w:rFonts w:ascii="Courier New" w:hAnsi="Courier New" w:cs="Courier New" w:hint="default"/>
@@ -1263,7 +1353,7 @@
       <w:lvlText w:val=""/>
       <w:lvlJc w:val="left"/>
       <w:pPr>
-        <w:ind w:left="2160" w:hanging="360"/>
+        <w:ind w:left="1800" w:hanging="360"/>
       </w:pPr>
       <w:rPr>
         <w:rFonts w:ascii="Wingdings" w:hAnsi="Wingdings" w:cs="Wingdings" w:hint="default"/>
@@ -1274,7 +1364,7 @@
       <w:lvlText w:val=""/>
       <w:lvlJc w:val="left"/>
       <w:pPr>
-        <w:ind w:left="2880" w:hanging="360"/>
+        <w:ind w:left="2520" w:hanging="360"/>
       </w:pPr>
       <w:rPr>
         <w:rFonts w:ascii="Symbol" w:hAnsi="Symbol" w:cs="Symbol" w:hint="default"/>
@@ -1285,7 +1375,7 @@
       <w:lvlText w:val="o"/>
       <w:lvlJc w:val="left"/>
       <w:pPr>
-        <w:ind w:left="3600" w:hanging="360"/>
+        <w:ind w:left="3240" w:hanging="360"/>
       </w:pPr>
       <w:rPr>
         <w:rFonts w:ascii="Courier New" w:hAnsi="Courier New" w:cs="Courier New" w:hint="default"/>
@@ -1296,7 +1386,7 @@
       <w:lvlText w:val=""/>
       <w:lvlJc w:val="left"/>
       <w:pPr>
-        <w:ind w:left="4320" w:hanging="360"/>
+        <w:ind w:left="3960" w:hanging="360"/>
       </w:pPr>
       <w:rPr>
         <w:rFonts w:ascii="Wingdings" w:hAnsi="Wingdings" w:cs="Wingdings" w:hint="default"/>
@@ -1307,7 +1397,7 @@
       <w:lvlText w:val=""/>
       <w:lvlJc w:val="left"/>
       <w:pPr>
-        <w:ind w:left="5040" w:hanging="360"/>
+        <w:ind w:left="4680" w:hanging="360"/>
       </w:pPr>
       <w:rPr>
         <w:rFonts w:ascii="Symbol" w:hAnsi="Symbol" w:cs="Symbol" w:hint="default"/>
@@ -1318,7 +1408,7 @@
       <w:lvlText w:val="o"/>
       <w:lvlJc w:val="left"/>
       <w:pPr>
-        <w:ind w:left="5760" w:hanging="360"/>
+        <w:ind w:left="5400" w:hanging="360"/>
       </w:pPr>
       <w:rPr>
         <w:rFonts w:ascii="Courier New" w:hAnsi="Courier New" w:cs="Courier New" w:hint="default"/>
@@ -1329,7 +1419,7 @@
       <w:lvlText w:val=""/>
       <w:lvlJc w:val="left"/>
       <w:pPr>
-        <w:ind w:left="6480" w:hanging="360"/>
+        <w:ind w:left="6120" w:hanging="360"/>
       </w:pPr>
       <w:rPr>
         <w:rFonts w:ascii="Wingdings" w:hAnsi="Wingdings" w:cs="Wingdings" w:hint="default"/>
@@ -1344,7 +1434,7 @@
       <w:lvlText w:val="☐"/>
       <w:lvlJc w:val="left"/>
       <w:pPr>
-        <w:ind w:left="720" w:hanging="360"/>
+        <w:ind w:left="360" w:hanging="360"/>
       </w:pPr>
     </w:lvl>
     <w:lvl w:ilvl="1">
@@ -1352,7 +1442,7 @@
       <w:lvlText w:val="☐"/>
       <w:lvlJc w:val="left"/>
       <w:pPr>
-        <w:ind w:left="1440" w:hanging="360"/>
+        <w:ind w:left="1080" w:hanging="360"/>
       </w:pPr>
     </w:lvl>
     <w:lvl w:ilvl="2">
@@ -1360,7 +1450,7 @@
       <w:lvlText w:val="☐"/>
       <w:lvlJc w:val="left"/>
       <w:pPr>
-        <w:ind w:left="2160" w:hanging="360"/>
+        <w:ind w:left="1800" w:hanging="360"/>
       </w:pPr>
     </w:lvl>
     <w:lvl w:ilvl="3">
@@ -1368,7 +1458,7 @@
       <w:lvlText w:val="☐"/>
       <w:lvlJc w:val="left"/>
       <w:pPr>
-        <w:ind w:left="2880" w:hanging="360"/>
+        <w:ind w:left="2520" w:hanging="360"/>
       </w:pPr>
     </w:lvl>
     <w:lvl w:ilvl="4">
@@ -1376,7 +1466,7 @@
       <w:lvlText w:val="☐"/>
       <w:lvlJc w:val="left"/>
       <w:pPr>
-        <w:ind w:left="3600" w:hanging="360"/>
+        <w:ind w:left="3240" w:hanging="360"/>
       </w:pPr>
     </w:lvl>
     <w:lvl w:ilvl="5">
@@ -1384,7 +1474,7 @@
       <w:lvlText w:val="☐"/>
       <w:lvlJc w:val="left"/>
       <w:pPr>
-        <w:ind w:left="4320" w:hanging="360"/>
+        <w:ind w:left="3960" w:hanging="360"/>
       </w:pPr>
     </w:lvl>
     <w:lvl w:ilvl="6">
@@ -1392,7 +1482,7 @@
       <w:lvlText w:val="☐"/>
       <w:lvlJc w:val="left"/>
       <w:pPr>
-        <w:ind w:left="5040" w:hanging="360"/>
+        <w:ind w:left="4680" w:hanging="360"/>
       </w:pPr>
     </w:lvl>
     <w:lvl w:ilvl="7">
@@ -1400,7 +1490,7 @@
       <w:lvlText w:val="☐"/>
       <w:lvlJc w:val="left"/>
       <w:pPr>
-        <w:ind w:left="5760" w:hanging="360"/>
+        <w:ind w:left="5400" w:hanging="360"/>
       </w:pPr>
     </w:lvl>
     <w:lvl w:ilvl="8">
@@ -1408,7 +1498,7 @@
       <w:lvlText w:val="☐"/>
       <w:lvlJc w:val="left"/>
       <w:pPr>
-        <w:ind w:left="6480" w:hanging="360"/>
+        <w:ind w:left="6120" w:hanging="360"/>
       </w:pPr>
     </w:lvl>
   </w:abstractNum>
@@ -1507,7 +1597,7 @@
     </w:pPr>
     <w:rPr>
       <w:rFonts w:ascii="Source Sans 3" w:hAnsi="Source Sans 3"/>
-      <w:color w:val="0D322D"/>
+      <w:color w:val="25211D"/>
       <w:sz w:val="22"/>
     </w:rPr>
   </w:style>
@@ -1521,7 +1611,7 @@
     </w:pPr>
     <w:rPr>
       <w:rFonts w:ascii="Source Sans 3" w:hAnsi="Source Sans 3"/>
-      <w:color w:val="0D322D"/>
+      <w:color w:val="25211D"/>
       <w:sz w:val="22"/>
     </w:rPr>
   </w:style>
@@ -1535,7 +1625,7 @@
     </w:pPr>
     <w:rPr>
       <w:rFonts w:ascii="Source Sans 3" w:hAnsi="Source Sans 3"/>
-      <w:color w:val="0D322D"/>
+      <w:color w:val="25211D"/>
       <w:sz w:val="22"/>
     </w:rPr>
   </w:style>
@@ -1545,10 +1635,11 @@
     <w:qFormat/>
     <w:pPr>
       <w:spacing w:after="80" w:before="0" w:line="336" w:lineRule="auto"/>
+      <w:ind w:hanging="360" w:left="360"/>
     </w:pPr>
     <w:rPr>
       <w:rFonts w:ascii="Source Sans 3" w:hAnsi="Source Sans 3"/>
-      <w:color w:val="0D322D"/>
+      <w:color w:val="25211D"/>
       <w:sz w:val="22"/>
     </w:rPr>
   </w:style>
@@ -2074,7 +2165,7 @@
     <w:qFormat/>
     <w:rPr>
       <w:rFonts w:ascii="Source Sans 3" w:hAnsi="Source Sans 3"/>
-      <w:color w:val="0D322D"/>
+      <w:color w:val="25211D"/>
       <w:sz w:val="18"/>
     </w:rPr>
     <w:tblPr>
@@ -2102,15 +2193,28 @@
     <w:pPr>
       <w:keepNext/>
       <w:keepLines/>
-      <w:spacing w:after="0"/>
-    </w:pPr>
-    <w:rPr>
+      <w:spacing w:after="40" w:before="240" w:line="288" w:lineRule="auto"/>
+    </w:pPr>
+    <w:rPr>
+      <w:rFonts w:ascii="Source Sans 3" w:hAnsi="Source Sans 3"/>
       <w:b/>
+      <w:color w:val="777069"/>
+      <w:sz w:val="20"/>
+      <w:caps w:val="true"/>
+      <w:spacing w:val="15"/>
     </w:rPr>
   </w:style>
   <w:style w:customStyle="1" w:styleId="Definition" w:type="paragraph">
     <w:name w:val="Definition"/>
     <w:basedOn w:val="Normal"/>
+    <w:pPr>
+      <w:spacing w:after="160" w:line="336" w:lineRule="auto"/>
+    </w:pPr>
+    <w:rPr>
+      <w:rFonts w:ascii="Source Sans 3" w:hAnsi="Source Sans 3"/>
+      <w:color w:val="25211D"/>
+      <w:sz w:val="22"/>
+    </w:rPr>
   </w:style>
   <w:style w:styleId="Caption" w:type="paragraph">
     <w:name w:val="Caption"/>
@@ -2195,18 +2299,21 @@
       <w:color w:themeColor="accent1" w:themeShade="BF" w:val="365F91"/>
     </w:rPr>
   </w:style>
-  <w:style w:customStyle="1" w:styleId="callout-info" w:type="paragraph">
-    <w:name w:val="callout-info"/>
-    <w:basedOn w:val="Normal"/>
-    <w:pPr>
-      <w:spacing w:after="160" w:before="160"/>
+  <w:style w:customStyle="1" w:styleId="alert-info" w:type="paragraph">
+    <w:name w:val="alert-info"/>
+    <w:basedOn w:val="Normal"/>
+    <w:pPr>
+      <w:spacing w:after="160" w:before="160" w:line="288" w:lineRule="auto"/>
       <w:pBdr>
-        <w:top w:color="auto" w:space="6" w:sz="2" w:val="single"/>
+        <w:top w:color="c8f4ff" w:space="6" w:sz="2" w:val="single"/>
         <w:left w:color="236b8f" w:space="8" w:sz="18" w:val="single"/>
-        <w:bottom w:color="auto" w:space="6" w:sz="2" w:val="single"/>
+        <w:bottom w:color="c8f4ff" w:space="6" w:sz="2" w:val="single"/>
+        <w:right w:color="c8f4ff" w:space="10" w:sz="2" w:val="single"/>
       </w:pBdr>
       <w:ind w:left="240"/>
       <w:shd w:color="auto" w:fill="c8f4ff" w:val="clear"/>
+      <w:keepLines/>
+      <w:keepNext/>
     </w:pPr>
     <w:rPr>
       <w:rFonts w:ascii="Source Sans 3" w:hAnsi="Source Sans 3"/>
@@ -2214,18 +2321,21 @@
       <w:sz w:val="22"/>
     </w:rPr>
   </w:style>
-  <w:style w:customStyle="1" w:styleId="callout-warning" w:type="paragraph">
-    <w:name w:val="callout-warning"/>
-    <w:basedOn w:val="Normal"/>
-    <w:pPr>
-      <w:spacing w:after="160" w:before="160"/>
+  <w:style w:customStyle="1" w:styleId="alert-warning" w:type="paragraph">
+    <w:name w:val="alert-warning"/>
+    <w:basedOn w:val="Normal"/>
+    <w:pPr>
+      <w:spacing w:after="160" w:before="160" w:line="288" w:lineRule="auto"/>
       <w:pBdr>
-        <w:top w:color="auto" w:space="6" w:sz="2" w:val="single"/>
+        <w:top w:color="faefda" w:space="6" w:sz="2" w:val="single"/>
         <w:left w:color="aa8232" w:space="8" w:sz="18" w:val="single"/>
-        <w:bottom w:color="auto" w:space="6" w:sz="2" w:val="single"/>
+        <w:bottom w:color="faefda" w:space="6" w:sz="2" w:val="single"/>
+        <w:right w:color="faefda" w:space="10" w:sz="2" w:val="single"/>
       </w:pBdr>
       <w:ind w:left="240"/>
       <w:shd w:color="auto" w:fill="faefda" w:val="clear"/>
+      <w:keepLines/>
+      <w:keepNext/>
     </w:pPr>
     <w:rPr>
       <w:rFonts w:ascii="Source Sans 3" w:hAnsi="Source Sans 3"/>
@@ -2233,18 +2343,21 @@
       <w:sz w:val="22"/>
     </w:rPr>
   </w:style>
-  <w:style w:customStyle="1" w:styleId="callout-success" w:type="paragraph">
-    <w:name w:val="callout-success"/>
-    <w:basedOn w:val="Normal"/>
-    <w:pPr>
-      <w:spacing w:after="160" w:before="160"/>
+  <w:style w:customStyle="1" w:styleId="alert-success" w:type="paragraph">
+    <w:name w:val="alert-success"/>
+    <w:basedOn w:val="Normal"/>
+    <w:pPr>
+      <w:spacing w:after="160" w:before="160" w:line="288" w:lineRule="auto"/>
       <w:pBdr>
-        <w:top w:color="auto" w:space="6" w:sz="2" w:val="single"/>
+        <w:top w:color="def8e6" w:space="6" w:sz="2" w:val="single"/>
         <w:left w:color="2c845c" w:space="8" w:sz="18" w:val="single"/>
-        <w:bottom w:color="auto" w:space="6" w:sz="2" w:val="single"/>
+        <w:bottom w:color="def8e6" w:space="6" w:sz="2" w:val="single"/>
+        <w:right w:color="def8e6" w:space="10" w:sz="2" w:val="single"/>
       </w:pBdr>
       <w:ind w:left="240"/>
       <w:shd w:color="auto" w:fill="def8e6" w:val="clear"/>
+      <w:keepLines/>
+      <w:keepNext/>
     </w:pPr>
     <w:rPr>
       <w:rFonts w:ascii="Source Sans 3" w:hAnsi="Source Sans 3"/>
@@ -2252,18 +2365,21 @@
       <w:sz w:val="22"/>
     </w:rPr>
   </w:style>
-  <w:style w:customStyle="1" w:styleId="callout-error" w:type="paragraph">
-    <w:name w:val="callout-error"/>
-    <w:basedOn w:val="Normal"/>
-    <w:pPr>
-      <w:spacing w:after="160" w:before="160"/>
+  <w:style w:customStyle="1" w:styleId="alert-error" w:type="paragraph">
+    <w:name w:val="alert-error"/>
+    <w:basedOn w:val="Normal"/>
+    <w:pPr>
+      <w:spacing w:after="160" w:before="160" w:line="288" w:lineRule="auto"/>
       <w:pBdr>
-        <w:top w:color="auto" w:space="6" w:sz="2" w:val="single"/>
+        <w:top w:color="ffe9e5" w:space="6" w:sz="2" w:val="single"/>
         <w:left w:color="c13c3b" w:space="8" w:sz="18" w:val="single"/>
-        <w:bottom w:color="auto" w:space="6" w:sz="2" w:val="single"/>
+        <w:bottom w:color="ffe9e5" w:space="6" w:sz="2" w:val="single"/>
+        <w:right w:color="ffe9e5" w:space="10" w:sz="2" w:val="single"/>
       </w:pBdr>
       <w:ind w:left="240"/>
       <w:shd w:color="auto" w:fill="ffe9e5" w:val="clear"/>
+      <w:keepLines/>
+      <w:keepNext/>
     </w:pPr>
     <w:rPr>
       <w:rFonts w:ascii="Source Sans 3" w:hAnsi="Source Sans 3"/>
@@ -2275,12 +2391,16 @@
     <w:name w:val="card"/>
     <w:basedOn w:val="Normal"/>
     <w:pPr>
-      <w:spacing w:after="160" w:before="160"/>
+      <w:spacing w:after="160" w:before="160" w:line="288" w:lineRule="auto"/>
       <w:pBdr>
-        <w:top w:color="auto" w:space="6" w:sz="2" w:val="single"/>
-        <w:bottom w:color="auto" w:space="6" w:sz="2" w:val="single"/>
+        <w:top w:color="f8f4ec" w:space="6" w:sz="2" w:val="single"/>
+        <w:left w:color="f8f4ec" w:space="10" w:sz="2" w:val="single"/>
+        <w:bottom w:color="f8f4ec" w:space="6" w:sz="2" w:val="single"/>
+        <w:right w:color="f8f4ec" w:space="10" w:sz="2" w:val="single"/>
       </w:pBdr>
       <w:shd w:color="auto" w:fill="f8f4ec" w:val="clear"/>
+      <w:keepLines/>
+      <w:keepNext/>
     </w:pPr>
     <w:rPr>
       <w:rFonts w:ascii="Source Sans 3" w:hAnsi="Source Sans 3"/>
@@ -2292,12 +2412,16 @@
     <w:name w:val="card-title"/>
     <w:basedOn w:val="Normal"/>
     <w:pPr>
-      <w:spacing w:after="40" w:before="80"/>
+      <w:spacing w:after="40" w:before="80" w:line="288" w:lineRule="auto"/>
       <w:pBdr>
-        <w:top w:color="auto" w:space="6" w:sz="2" w:val="single"/>
-        <w:bottom w:color="auto" w:space="6" w:sz="2" w:val="single"/>
+        <w:top w:color="f8f4ec" w:space="6" w:sz="2" w:val="single"/>
+        <w:left w:color="f8f4ec" w:space="10" w:sz="2" w:val="single"/>
+        <w:bottom w:color="f8f4ec" w:space="6" w:sz="2" w:val="single"/>
+        <w:right w:color="f8f4ec" w:space="10" w:sz="2" w:val="single"/>
       </w:pBdr>
       <w:shd w:color="auto" w:fill="f8f4ec" w:val="clear"/>
+      <w:keepLines/>
+      <w:keepNext/>
     </w:pPr>
     <w:rPr>
       <w:rFonts w:ascii="Lora" w:hAnsi="Lora"/>
@@ -2310,12 +2434,16 @@
     <w:name w:val="card-body"/>
     <w:basedOn w:val="Normal"/>
     <w:pPr>
-      <w:spacing w:after="160" w:before="80"/>
+      <w:spacing w:after="160" w:before="80" w:line="288" w:lineRule="auto"/>
       <w:pBdr>
-        <w:top w:color="auto" w:space="6" w:sz="2" w:val="single"/>
-        <w:bottom w:color="auto" w:space="6" w:sz="2" w:val="single"/>
+        <w:top w:color="f8f4ec" w:space="6" w:sz="2" w:val="single"/>
+        <w:left w:color="f8f4ec" w:space="10" w:sz="2" w:val="single"/>
+        <w:bottom w:color="f8f4ec" w:space="6" w:sz="2" w:val="single"/>
+        <w:right w:color="f8f4ec" w:space="10" w:sz="2" w:val="single"/>
       </w:pBdr>
       <w:shd w:color="auto" w:fill="f8f4ec" w:val="clear"/>
+      <w:keepLines/>
+      <w:keepNext/>
     </w:pPr>
     <w:rPr>
       <w:rFonts w:ascii="Source Sans 3" w:hAnsi="Source Sans 3"/>
@@ -2323,18 +2451,21 @@
       <w:sz w:val="22"/>
     </w:rPr>
   </w:style>
-  <w:style w:customStyle="1" w:styleId="attestation" w:type="paragraph">
-    <w:name w:val="attestation"/>
-    <w:basedOn w:val="Normal"/>
-    <w:pPr>
-      <w:spacing w:after="160" w:before="240"/>
+  <w:style w:customStyle="1" w:styleId="attestation-block" w:type="paragraph">
+    <w:name w:val="attestation-block"/>
+    <w:basedOn w:val="Normal"/>
+    <w:pPr>
+      <w:spacing w:after="160" w:before="240" w:line="288" w:lineRule="auto"/>
       <w:pBdr>
-        <w:top w:color="auto" w:space="6" w:sz="2" w:val="single"/>
+        <w:top w:color="e4dfd7" w:space="6" w:sz="2" w:val="single"/>
         <w:left w:color="bbb6ad" w:space="8" w:sz="18" w:val="single"/>
-        <w:bottom w:color="auto" w:space="6" w:sz="2" w:val="single"/>
+        <w:bottom w:color="e4dfd7" w:space="6" w:sz="2" w:val="single"/>
+        <w:right w:color="e4dfd7" w:space="10" w:sz="2" w:val="single"/>
       </w:pBdr>
       <w:ind w:left="240"/>
       <w:shd w:color="auto" w:fill="e4dfd7" w:val="clear"/>
+      <w:keepLines/>
+      <w:keepNext/>
     </w:pPr>
     <w:rPr>
       <w:rFonts w:ascii="Lora" w:hAnsi="Lora"/>
@@ -2346,12 +2477,16 @@
     <w:name w:val="attestation-gate"/>
     <w:basedOn w:val="Normal"/>
     <w:pPr>
-      <w:spacing w:after="40" w:before="40"/>
+      <w:spacing w:after="40" w:before="40" w:line="288" w:lineRule="auto"/>
       <w:pBdr>
-        <w:top w:color="auto" w:space="6" w:sz="2" w:val="single"/>
-        <w:bottom w:color="auto" w:space="6" w:sz="2" w:val="single"/>
+        <w:top w:color="e4dfd7" w:space="6" w:sz="2" w:val="single"/>
+        <w:left w:color="e4dfd7" w:space="10" w:sz="2" w:val="single"/>
+        <w:bottom w:color="e4dfd7" w:space="6" w:sz="2" w:val="single"/>
+        <w:right w:color="e4dfd7" w:space="10" w:sz="2" w:val="single"/>
       </w:pBdr>
       <w:shd w:color="auto" w:fill="e4dfd7" w:val="clear"/>
+      <w:keepLines/>
+      <w:keepNext/>
     </w:pPr>
     <w:rPr>
       <w:rFonts w:ascii="Source Sans 3" w:hAnsi="Source Sans 3"/>
@@ -2359,18 +2494,43 @@
       <w:sz w:val="22"/>
     </w:rPr>
   </w:style>
+  <w:style w:customStyle="1" w:styleId="review-marker" w:type="paragraph">
+    <w:name w:val="review-marker"/>
+    <w:basedOn w:val="Normal"/>
+    <w:pPr>
+      <w:spacing w:after="160" w:before="160" w:line="288" w:lineRule="auto"/>
+      <w:pBdr>
+        <w:top w:color="faefda" w:space="6" w:sz="2" w:val="single"/>
+        <w:left w:color="735311" w:space="8" w:sz="18" w:val="single"/>
+        <w:bottom w:color="faefda" w:space="6" w:sz="2" w:val="single"/>
+        <w:right w:color="faefda" w:space="10" w:sz="2" w:val="single"/>
+      </w:pBdr>
+      <w:ind w:left="240"/>
+      <w:shd w:color="auto" w:fill="faefda" w:val="clear"/>
+      <w:keepLines/>
+      <w:keepNext/>
+    </w:pPr>
+    <w:rPr>
+      <w:rFonts w:ascii="Source Sans 3" w:hAnsi="Source Sans 3"/>
+      <w:color w:val="25211D"/>
+      <w:sz w:val="22"/>
+    </w:rPr>
+  </w:style>
   <w:style w:customStyle="1" w:styleId="escalation" w:type="paragraph">
     <w:name w:val="escalation"/>
     <w:basedOn w:val="Normal"/>
     <w:pPr>
-      <w:spacing w:after="160" w:before="160"/>
+      <w:spacing w:after="160" w:before="160" w:line="288" w:lineRule="auto"/>
       <w:pBdr>
-        <w:top w:color="auto" w:space="6" w:sz="2" w:val="single"/>
+        <w:top w:color="f8f4ec" w:space="6" w:sz="2" w:val="single"/>
         <w:left w:color="735311" w:space="8" w:sz="18" w:val="single"/>
-        <w:bottom w:color="auto" w:space="6" w:sz="2" w:val="single"/>
+        <w:bottom w:color="f8f4ec" w:space="6" w:sz="2" w:val="single"/>
+        <w:right w:color="f8f4ec" w:space="10" w:sz="2" w:val="single"/>
       </w:pBdr>
       <w:ind w:left="240"/>
       <w:shd w:color="auto" w:fill="f8f4ec" w:val="clear"/>
+      <w:keepLines/>
+      <w:keepNext/>
     </w:pPr>
     <w:rPr>
       <w:rFonts w:ascii="Source Sans 3" w:hAnsi="Source Sans 3"/>
@@ -2382,14 +2542,17 @@
     <w:name w:val="decision-branch"/>
     <w:basedOn w:val="Normal"/>
     <w:pPr>
-      <w:spacing w:after="160" w:before="160"/>
+      <w:spacing w:after="160" w:before="160" w:line="288" w:lineRule="auto"/>
       <w:pBdr>
-        <w:top w:color="auto" w:space="6" w:sz="2" w:val="single"/>
+        <w:top w:color="f8f4ec" w:space="6" w:sz="2" w:val="single"/>
         <w:left w:color="bbb6ad" w:space="8" w:sz="18" w:val="single"/>
-        <w:bottom w:color="auto" w:space="6" w:sz="2" w:val="single"/>
+        <w:bottom w:color="f8f4ec" w:space="6" w:sz="2" w:val="single"/>
+        <w:right w:color="f8f4ec" w:space="10" w:sz="2" w:val="single"/>
       </w:pBdr>
       <w:ind w:left="240"/>
       <w:shd w:color="auto" w:fill="f8f4ec" w:val="clear"/>
+      <w:keepLines/>
+      <w:keepNext/>
     </w:pPr>
     <w:rPr>
       <w:rFonts w:ascii="Source Sans 3" w:hAnsi="Source Sans 3"/>
@@ -2419,6 +2582,24 @@
     <w:rPr>
       <w:rFonts w:ascii="Source Sans 3" w:hAnsi="Source Sans 3"/>
       <w:sz w:val="22"/>
+    </w:rPr>
+  </w:style>
+  <w:style w:customStyle="1" w:styleId="diagram-figure-eyebrow" w:type="character">
+    <w:name w:val="diagram-figure-eyebrow"/>
+    <w:rPr>
+      <w:rFonts w:ascii="Source Code Pro" w:hAnsi="Source Code Pro"/>
+      <w:b/>
+      <w:color w:val="777069"/>
+      <w:sz w:val="18"/>
+      <w:caps w:val="true"/>
+    </w:rPr>
+  </w:style>
+  <w:style w:customStyle="1" w:styleId="diagram-figure-title" w:type="character">
+    <w:name w:val="diagram-figure-title"/>
+    <w:rPr>
+      <w:rFonts w:ascii="Source Sans 3" w:hAnsi="Source Sans 3"/>
+      <w:color w:val="5A544E"/>
+      <w:sz w:val="24"/>
     </w:rPr>
   </w:style>
   <w:style w:customStyle="1" w:styleId="screen-ref" w:type="character">
